--- a/docs/templates/Modelo - Documentacao de Negocio.docx
+++ b/docs/templates/Modelo - Documentacao de Negocio.docx
@@ -162,30 +162,28 @@
           </w:pPr>
           <w:r>
             <w:fldChar w:fldCharType="begin"/>
-            <w:instrText xml:space="preserve"> TOC \h \u \z \n \t "Heading 1,1,Heading 2,2,Heading 3,3,Heading 4,4,Heading 5,5,Heading 6,6,"</w:instrText>
+            <w:instrText xml:space="preserve"> TOC \h \u \z \t "Heading 1,1,Heading 2,2,Heading 3,3,Heading 4,4,Heading 5,5,Heading 6,6,"</w:instrText>
             <w:fldChar w:fldCharType="separate"/>
           </w:r>
-          <w:hyperlink w:anchor="_gj9tk9gj0om8">
-            <w:r>
-              <w:rPr>
-                <w:rFonts w:ascii="Arial" w:cs="Arial" w:eastAsia="Arial" w:hAnsi="Arial"/>
-                <w:b w:val="1"/>
-                <w:bCs w:val="1"/>
-                <w:i w:val="0"/>
-                <w:iCs w:val="0"/>
-                <w:smallCaps w:val="0"/>
-                <w:strike w:val="0"/>
-                <w:color w:val="000000"/>
-                <w:sz w:val="22"/>
-                <w:szCs w:val="22"/>
-                <w:u w:val="none"/>
-                <w:shd w:fill="auto" w:val="clear"/>
-                <w:vertAlign w:val="baseline"/>
-                <w:rtl w:val="0"/>
-              </w:rPr>
-              <w:t xml:space="preserve">Informações Gerais</w:t>
-            </w:r>
-          </w:hyperlink>
+          <w:r>
+            <w:rPr>
+              <w:rFonts w:ascii="Arial" w:cs="Arial" w:eastAsia="Arial" w:hAnsi="Arial"/>
+              <w:b w:val="1"/>
+              <w:bCs w:val="1"/>
+              <w:i w:val="0"/>
+              <w:iCs w:val="0"/>
+              <w:smallCaps w:val="0"/>
+              <w:strike w:val="0"/>
+              <w:color w:val="000000"/>
+              <w:sz w:val="22"/>
+              <w:szCs w:val="22"/>
+              <w:u w:val="none"/>
+              <w:shd w:fill="auto" w:val="clear"/>
+              <w:vertAlign w:val="baseline"/>
+              <w:rtl w:val="0"/>
+            </w:rPr>
+            <w:t xml:space="preserve">Informações Gerais</w:t>
+          </w:r>
           <w:r>
             <w:rPr>
               <w:rtl w:val="0"/>
@@ -213,27 +211,25 @@
               <w:vertAlign w:val="baseline"/>
             </w:rPr>
           </w:pPr>
-          <w:hyperlink w:anchor="_19nnwmol95vo">
-            <w:r>
-              <w:rPr>
-                <w:rFonts w:ascii="Arial" w:cs="Arial" w:eastAsia="Arial" w:hAnsi="Arial"/>
-                <w:b w:val="0"/>
-                <w:bCs w:val="0"/>
-                <w:i w:val="0"/>
-                <w:iCs w:val="0"/>
-                <w:smallCaps w:val="0"/>
-                <w:strike w:val="0"/>
-                <w:color w:val="000000"/>
-                <w:sz w:val="22"/>
-                <w:szCs w:val="22"/>
-                <w:u w:val="none"/>
-                <w:shd w:fill="auto" w:val="clear"/>
-                <w:vertAlign w:val="baseline"/>
-                <w:rtl w:val="0"/>
-              </w:rPr>
-              <w:t xml:space="preserve">Nome do Dashboard/Relatório</w:t>
-            </w:r>
-          </w:hyperlink>
+          <w:r>
+            <w:rPr>
+              <w:rFonts w:ascii="Arial" w:cs="Arial" w:eastAsia="Arial" w:hAnsi="Arial"/>
+              <w:b w:val="0"/>
+              <w:bCs w:val="0"/>
+              <w:i w:val="0"/>
+              <w:iCs w:val="0"/>
+              <w:smallCaps w:val="0"/>
+              <w:strike w:val="0"/>
+              <w:color w:val="000000"/>
+              <w:sz w:val="22"/>
+              <w:szCs w:val="22"/>
+              <w:u w:val="none"/>
+              <w:shd w:fill="auto" w:val="clear"/>
+              <w:vertAlign w:val="baseline"/>
+              <w:rtl w:val="0"/>
+            </w:rPr>
+            <w:t xml:space="preserve">Nome do Dashboard/Relatório</w:t>
+          </w:r>
           <w:r>
             <w:rPr>
               <w:rtl w:val="0"/>
@@ -261,27 +257,25 @@
               <w:vertAlign w:val="baseline"/>
             </w:rPr>
           </w:pPr>
-          <w:hyperlink w:anchor="_tmk1e37x8rru">
-            <w:r>
-              <w:rPr>
-                <w:rFonts w:ascii="Arial" w:cs="Arial" w:eastAsia="Arial" w:hAnsi="Arial"/>
-                <w:b w:val="0"/>
-                <w:bCs w:val="0"/>
-                <w:i w:val="0"/>
-                <w:iCs w:val="0"/>
-                <w:smallCaps w:val="0"/>
-                <w:strike w:val="0"/>
-                <w:color w:val="000000"/>
-                <w:sz w:val="22"/>
-                <w:szCs w:val="22"/>
-                <w:u w:val="none"/>
-                <w:shd w:fill="auto" w:val="clear"/>
-                <w:vertAlign w:val="baseline"/>
-                <w:rtl w:val="0"/>
-              </w:rPr>
-              <w:t xml:space="preserve">Link do Dashboard/Relatório</w:t>
-            </w:r>
-          </w:hyperlink>
+          <w:r>
+            <w:rPr>
+              <w:rFonts w:ascii="Arial" w:cs="Arial" w:eastAsia="Arial" w:hAnsi="Arial"/>
+              <w:b w:val="0"/>
+              <w:bCs w:val="0"/>
+              <w:i w:val="0"/>
+              <w:iCs w:val="0"/>
+              <w:smallCaps w:val="0"/>
+              <w:strike w:val="0"/>
+              <w:color w:val="000000"/>
+              <w:sz w:val="22"/>
+              <w:szCs w:val="22"/>
+              <w:u w:val="none"/>
+              <w:shd w:fill="auto" w:val="clear"/>
+              <w:vertAlign w:val="baseline"/>
+              <w:rtl w:val="0"/>
+            </w:rPr>
+            <w:t xml:space="preserve">Link do Dashboard/Relatório</w:t>
+          </w:r>
           <w:r>
             <w:rPr>
               <w:rtl w:val="0"/>
@@ -309,27 +303,25 @@
               <w:vertAlign w:val="baseline"/>
             </w:rPr>
           </w:pPr>
-          <w:hyperlink w:anchor="_w951b2zemo08">
-            <w:r>
-              <w:rPr>
-                <w:rFonts w:ascii="Arial" w:cs="Arial" w:eastAsia="Arial" w:hAnsi="Arial"/>
-                <w:b w:val="0"/>
-                <w:bCs w:val="0"/>
-                <w:i w:val="0"/>
-                <w:iCs w:val="0"/>
-                <w:smallCaps w:val="0"/>
-                <w:strike w:val="0"/>
-                <w:color w:val="000000"/>
-                <w:sz w:val="22"/>
-                <w:szCs w:val="22"/>
-                <w:u w:val="none"/>
-                <w:shd w:fill="auto" w:val="clear"/>
-                <w:vertAlign w:val="baseline"/>
-                <w:rtl w:val="0"/>
-              </w:rPr>
-              <w:t xml:space="preserve">Objetivo do Dashboard/Relatório</w:t>
-            </w:r>
-          </w:hyperlink>
+          <w:r>
+            <w:rPr>
+              <w:rFonts w:ascii="Arial" w:cs="Arial" w:eastAsia="Arial" w:hAnsi="Arial"/>
+              <w:b w:val="0"/>
+              <w:bCs w:val="0"/>
+              <w:i w:val="0"/>
+              <w:iCs w:val="0"/>
+              <w:smallCaps w:val="0"/>
+              <w:strike w:val="0"/>
+              <w:color w:val="000000"/>
+              <w:sz w:val="22"/>
+              <w:szCs w:val="22"/>
+              <w:u w:val="none"/>
+              <w:shd w:fill="auto" w:val="clear"/>
+              <w:vertAlign w:val="baseline"/>
+              <w:rtl w:val="0"/>
+            </w:rPr>
+            <w:t xml:space="preserve">Objetivo do Dashboard/Relatório</w:t>
+          </w:r>
           <w:r>
             <w:rPr>
               <w:rtl w:val="0"/>
@@ -357,27 +349,25 @@
               <w:vertAlign w:val="baseline"/>
             </w:rPr>
           </w:pPr>
-          <w:hyperlink w:anchor="_vm5jmugfai40">
-            <w:r>
-              <w:rPr>
-                <w:rFonts w:ascii="Arial" w:cs="Arial" w:eastAsia="Arial" w:hAnsi="Arial"/>
-                <w:b w:val="0"/>
-                <w:bCs w:val="0"/>
-                <w:i w:val="0"/>
-                <w:iCs w:val="0"/>
-                <w:smallCaps w:val="0"/>
-                <w:strike w:val="0"/>
-                <w:color w:val="000000"/>
-                <w:sz w:val="22"/>
-                <w:szCs w:val="22"/>
-                <w:u w:val="none"/>
-                <w:shd w:fill="auto" w:val="clear"/>
-                <w:vertAlign w:val="baseline"/>
-                <w:rtl w:val="0"/>
-              </w:rPr>
-              <w:t xml:space="preserve">Owners</w:t>
-            </w:r>
-          </w:hyperlink>
+          <w:r>
+            <w:rPr>
+              <w:rFonts w:ascii="Arial" w:cs="Arial" w:eastAsia="Arial" w:hAnsi="Arial"/>
+              <w:b w:val="0"/>
+              <w:bCs w:val="0"/>
+              <w:i w:val="0"/>
+              <w:iCs w:val="0"/>
+              <w:smallCaps w:val="0"/>
+              <w:strike w:val="0"/>
+              <w:color w:val="000000"/>
+              <w:sz w:val="22"/>
+              <w:szCs w:val="22"/>
+              <w:u w:val="none"/>
+              <w:shd w:fill="auto" w:val="clear"/>
+              <w:vertAlign w:val="baseline"/>
+              <w:rtl w:val="0"/>
+            </w:rPr>
+            <w:t xml:space="preserve">Owners</w:t>
+          </w:r>
           <w:r>
             <w:rPr>
               <w:rtl w:val="0"/>
@@ -405,27 +395,25 @@
               <w:vertAlign w:val="baseline"/>
             </w:rPr>
           </w:pPr>
-          <w:hyperlink w:anchor="_k61x9doqe9ne">
-            <w:r>
-              <w:rPr>
-                <w:rFonts w:ascii="Arial" w:cs="Arial" w:eastAsia="Arial" w:hAnsi="Arial"/>
-                <w:b w:val="0"/>
-                <w:bCs w:val="0"/>
-                <w:i w:val="0"/>
-                <w:iCs w:val="0"/>
-                <w:smallCaps w:val="0"/>
-                <w:strike w:val="0"/>
-                <w:color w:val="000000"/>
-                <w:sz w:val="22"/>
-                <w:szCs w:val="22"/>
-                <w:u w:val="none"/>
-                <w:shd w:fill="auto" w:val="clear"/>
-                <w:vertAlign w:val="baseline"/>
-                <w:rtl w:val="0"/>
-              </w:rPr>
-              <w:t xml:space="preserve">Público-Alvo</w:t>
-            </w:r>
-          </w:hyperlink>
+          <w:r>
+            <w:rPr>
+              <w:rFonts w:ascii="Arial" w:cs="Arial" w:eastAsia="Arial" w:hAnsi="Arial"/>
+              <w:b w:val="0"/>
+              <w:bCs w:val="0"/>
+              <w:i w:val="0"/>
+              <w:iCs w:val="0"/>
+              <w:smallCaps w:val="0"/>
+              <w:strike w:val="0"/>
+              <w:color w:val="000000"/>
+              <w:sz w:val="22"/>
+              <w:szCs w:val="22"/>
+              <w:u w:val="none"/>
+              <w:shd w:fill="auto" w:val="clear"/>
+              <w:vertAlign w:val="baseline"/>
+              <w:rtl w:val="0"/>
+            </w:rPr>
+            <w:t xml:space="preserve">Público-Alvo</w:t>
+          </w:r>
           <w:r>
             <w:rPr>
               <w:rtl w:val="0"/>
@@ -453,27 +441,25 @@
               <w:vertAlign w:val="baseline"/>
             </w:rPr>
           </w:pPr>
-          <w:hyperlink w:anchor="_dxsmhlkbhdsa">
-            <w:r>
-              <w:rPr>
-                <w:rFonts w:ascii="Arial" w:cs="Arial" w:eastAsia="Arial" w:hAnsi="Arial"/>
-                <w:b w:val="0"/>
-                <w:bCs w:val="0"/>
-                <w:i w:val="0"/>
-                <w:iCs w:val="0"/>
-                <w:smallCaps w:val="0"/>
-                <w:strike w:val="0"/>
-                <w:color w:val="000000"/>
-                <w:sz w:val="22"/>
-                <w:szCs w:val="22"/>
-                <w:u w:val="none"/>
-                <w:shd w:fill="auto" w:val="clear"/>
-                <w:vertAlign w:val="baseline"/>
-                <w:rtl w:val="0"/>
-              </w:rPr>
-              <w:t xml:space="preserve">Propriedade do Dashboard</w:t>
-            </w:r>
-          </w:hyperlink>
+          <w:r>
+            <w:rPr>
+              <w:rFonts w:ascii="Arial" w:cs="Arial" w:eastAsia="Arial" w:hAnsi="Arial"/>
+              <w:b w:val="0"/>
+              <w:bCs w:val="0"/>
+              <w:i w:val="0"/>
+              <w:iCs w:val="0"/>
+              <w:smallCaps w:val="0"/>
+              <w:strike w:val="0"/>
+              <w:color w:val="000000"/>
+              <w:sz w:val="22"/>
+              <w:szCs w:val="22"/>
+              <w:u w:val="none"/>
+              <w:shd w:fill="auto" w:val="clear"/>
+              <w:vertAlign w:val="baseline"/>
+              <w:rtl w:val="0"/>
+            </w:rPr>
+            <w:t xml:space="preserve">Propriedade do Dashboard</w:t>
+          </w:r>
           <w:r>
             <w:rPr>
               <w:rtl w:val="0"/>
@@ -501,27 +487,25 @@
               <w:vertAlign w:val="baseline"/>
             </w:rPr>
           </w:pPr>
-          <w:hyperlink w:anchor="_q0kqr49vwefh">
-            <w:r>
-              <w:rPr>
-                <w:rFonts w:ascii="Arial" w:cs="Arial" w:eastAsia="Arial" w:hAnsi="Arial"/>
-                <w:b w:val="0"/>
-                <w:bCs w:val="0"/>
-                <w:i w:val="0"/>
-                <w:iCs w:val="0"/>
-                <w:smallCaps w:val="0"/>
-                <w:strike w:val="0"/>
-                <w:color w:val="000000"/>
-                <w:sz w:val="22"/>
-                <w:szCs w:val="22"/>
-                <w:u w:val="none"/>
-                <w:shd w:fill="auto" w:val="clear"/>
-                <w:vertAlign w:val="baseline"/>
-                <w:rtl w:val="0"/>
-              </w:rPr>
-              <w:t xml:space="preserve">Datas</w:t>
-            </w:r>
-          </w:hyperlink>
+          <w:r>
+            <w:rPr>
+              <w:rFonts w:ascii="Arial" w:cs="Arial" w:eastAsia="Arial" w:hAnsi="Arial"/>
+              <w:b w:val="0"/>
+              <w:bCs w:val="0"/>
+              <w:i w:val="0"/>
+              <w:iCs w:val="0"/>
+              <w:smallCaps w:val="0"/>
+              <w:strike w:val="0"/>
+              <w:color w:val="000000"/>
+              <w:sz w:val="22"/>
+              <w:szCs w:val="22"/>
+              <w:u w:val="none"/>
+              <w:shd w:fill="auto" w:val="clear"/>
+              <w:vertAlign w:val="baseline"/>
+              <w:rtl w:val="0"/>
+            </w:rPr>
+            <w:t xml:space="preserve">Datas</w:t>
+          </w:r>
           <w:r>
             <w:rPr>
               <w:rtl w:val="0"/>
@@ -549,27 +533,25 @@
               <w:vertAlign w:val="baseline"/>
             </w:rPr>
           </w:pPr>
-          <w:hyperlink w:anchor="_bbei3bc2mltq">
-            <w:r>
-              <w:rPr>
-                <w:rFonts w:ascii="Arial" w:cs="Arial" w:eastAsia="Arial" w:hAnsi="Arial"/>
-                <w:b w:val="0"/>
-                <w:bCs w:val="0"/>
-                <w:i w:val="0"/>
-                <w:iCs w:val="0"/>
-                <w:smallCaps w:val="0"/>
-                <w:strike w:val="0"/>
-                <w:color w:val="000000"/>
-                <w:sz w:val="22"/>
-                <w:szCs w:val="22"/>
-                <w:u w:val="none"/>
-                <w:shd w:fill="auto" w:val="clear"/>
-                <w:vertAlign w:val="baseline"/>
-                <w:rtl w:val="0"/>
-              </w:rPr>
-              <w:t xml:space="preserve">Frequência de Atualização</w:t>
-            </w:r>
-          </w:hyperlink>
+          <w:r>
+            <w:rPr>
+              <w:rFonts w:ascii="Arial" w:cs="Arial" w:eastAsia="Arial" w:hAnsi="Arial"/>
+              <w:b w:val="0"/>
+              <w:bCs w:val="0"/>
+              <w:i w:val="0"/>
+              <w:iCs w:val="0"/>
+              <w:smallCaps w:val="0"/>
+              <w:strike w:val="0"/>
+              <w:color w:val="000000"/>
+              <w:sz w:val="22"/>
+              <w:szCs w:val="22"/>
+              <w:u w:val="none"/>
+              <w:shd w:fill="auto" w:val="clear"/>
+              <w:vertAlign w:val="baseline"/>
+              <w:rtl w:val="0"/>
+            </w:rPr>
+            <w:t xml:space="preserve">Frequência de Atualização</w:t>
+          </w:r>
           <w:r>
             <w:rPr>
               <w:rtl w:val="0"/>
@@ -597,27 +579,25 @@
               <w:vertAlign w:val="baseline"/>
             </w:rPr>
           </w:pPr>
-          <w:hyperlink w:anchor="_i2eqhnyzywtp">
-            <w:r>
-              <w:rPr>
-                <w:rFonts w:ascii="Arial" w:cs="Arial" w:eastAsia="Arial" w:hAnsi="Arial"/>
-                <w:b w:val="0"/>
-                <w:bCs w:val="0"/>
-                <w:i w:val="0"/>
-                <w:iCs w:val="0"/>
-                <w:smallCaps w:val="0"/>
-                <w:strike w:val="0"/>
-                <w:color w:val="000000"/>
-                <w:sz w:val="22"/>
-                <w:szCs w:val="22"/>
-                <w:u w:val="none"/>
-                <w:shd w:fill="auto" w:val="clear"/>
-                <w:vertAlign w:val="baseline"/>
-                <w:rtl w:val="0"/>
-              </w:rPr>
-              <w:t xml:space="preserve">Status</w:t>
-            </w:r>
-          </w:hyperlink>
+          <w:r>
+            <w:rPr>
+              <w:rFonts w:ascii="Arial" w:cs="Arial" w:eastAsia="Arial" w:hAnsi="Arial"/>
+              <w:b w:val="0"/>
+              <w:bCs w:val="0"/>
+              <w:i w:val="0"/>
+              <w:iCs w:val="0"/>
+              <w:smallCaps w:val="0"/>
+              <w:strike w:val="0"/>
+              <w:color w:val="000000"/>
+              <w:sz w:val="22"/>
+              <w:szCs w:val="22"/>
+              <w:u w:val="none"/>
+              <w:shd w:fill="auto" w:val="clear"/>
+              <w:vertAlign w:val="baseline"/>
+              <w:rtl w:val="0"/>
+            </w:rPr>
+            <w:t xml:space="preserve">Status</w:t>
+          </w:r>
           <w:r>
             <w:rPr>
               <w:rtl w:val="0"/>
@@ -644,27 +624,25 @@
               <w:vertAlign w:val="baseline"/>
             </w:rPr>
           </w:pPr>
-          <w:hyperlink w:anchor="_2hoy572gb9n9">
-            <w:r>
-              <w:rPr>
-                <w:rFonts w:ascii="Arial" w:cs="Arial" w:eastAsia="Arial" w:hAnsi="Arial"/>
-                <w:b w:val="1"/>
-                <w:bCs w:val="1"/>
-                <w:i w:val="0"/>
-                <w:iCs w:val="0"/>
-                <w:smallCaps w:val="0"/>
-                <w:strike w:val="0"/>
-                <w:color w:val="000000"/>
-                <w:sz w:val="22"/>
-                <w:szCs w:val="22"/>
-                <w:u w:val="none"/>
-                <w:shd w:fill="auto" w:val="clear"/>
-                <w:vertAlign w:val="baseline"/>
-                <w:rtl w:val="0"/>
-              </w:rPr>
-              <w:t xml:space="preserve">Objetivo e Regras de Negócio</w:t>
-            </w:r>
-          </w:hyperlink>
+          <w:r>
+            <w:rPr>
+              <w:rFonts w:ascii="Arial" w:cs="Arial" w:eastAsia="Arial" w:hAnsi="Arial"/>
+              <w:b w:val="1"/>
+              <w:bCs w:val="1"/>
+              <w:i w:val="0"/>
+              <w:iCs w:val="0"/>
+              <w:smallCaps w:val="0"/>
+              <w:strike w:val="0"/>
+              <w:color w:val="000000"/>
+              <w:sz w:val="22"/>
+              <w:szCs w:val="22"/>
+              <w:u w:val="none"/>
+              <w:shd w:fill="auto" w:val="clear"/>
+              <w:vertAlign w:val="baseline"/>
+              <w:rtl w:val="0"/>
+            </w:rPr>
+            <w:t xml:space="preserve">Objetivo e Regras de Negócio</w:t>
+          </w:r>
           <w:r>
             <w:rPr>
               <w:rtl w:val="0"/>
@@ -689,24 +667,22 @@
               <w:vertAlign w:val="baseline"/>
             </w:rPr>
           </w:pPr>
-          <w:hyperlink w:anchor="_4zvj5lt8febh">
-            <w:r>
-              <w:rPr>
-                <w:i w:val="0"/>
-                <w:iCs w:val="0"/>
-                <w:smallCaps w:val="0"/>
-                <w:strike w:val="0"/>
-                <w:color w:val="000000"/>
-                <w:sz w:val="22"/>
-                <w:szCs w:val="22"/>
-                <w:u w:val="none"/>
-                <w:shd w:fill="auto" w:val="clear"/>
-                <w:vertAlign w:val="baseline"/>
-                <w:rtl w:val="0"/>
-              </w:rPr>
-              <w:t xml:space="preserve">Dúvidas frequentes</w:t>
-            </w:r>
-          </w:hyperlink>
+          <w:r>
+            <w:rPr>
+              <w:i w:val="0"/>
+              <w:iCs w:val="0"/>
+              <w:smallCaps w:val="0"/>
+              <w:strike w:val="0"/>
+              <w:color w:val="000000"/>
+              <w:sz w:val="22"/>
+              <w:szCs w:val="22"/>
+              <w:u w:val="none"/>
+              <w:shd w:fill="auto" w:val="clear"/>
+              <w:vertAlign w:val="baseline"/>
+              <w:rtl w:val="0"/>
+            </w:rPr>
+            <w:t xml:space="preserve">Dúvidas frequentes</w:t>
+          </w:r>
           <w:r>
             <w:rPr>
               <w:rtl w:val="0"/>
@@ -733,27 +709,25 @@
               <w:vertAlign w:val="baseline"/>
             </w:rPr>
           </w:pPr>
-          <w:hyperlink w:anchor="_qv2oawu0o1wj">
-            <w:r>
-              <w:rPr>
-                <w:rFonts w:ascii="Arial" w:cs="Arial" w:eastAsia="Arial" w:hAnsi="Arial"/>
-                <w:b w:val="1"/>
-                <w:bCs w:val="1"/>
-                <w:i w:val="0"/>
-                <w:iCs w:val="0"/>
-                <w:smallCaps w:val="0"/>
-                <w:strike w:val="0"/>
-                <w:color w:val="000000"/>
-                <w:sz w:val="22"/>
-                <w:szCs w:val="22"/>
-                <w:u w:val="none"/>
-                <w:shd w:fill="auto" w:val="clear"/>
-                <w:vertAlign w:val="baseline"/>
-                <w:rtl w:val="0"/>
-              </w:rPr>
-              <w:t xml:space="preserve">Estrutura do Dashboard/Relatório</w:t>
-            </w:r>
-          </w:hyperlink>
+          <w:r>
+            <w:rPr>
+              <w:rFonts w:ascii="Arial" w:cs="Arial" w:eastAsia="Arial" w:hAnsi="Arial"/>
+              <w:b w:val="1"/>
+              <w:bCs w:val="1"/>
+              <w:i w:val="0"/>
+              <w:iCs w:val="0"/>
+              <w:smallCaps w:val="0"/>
+              <w:strike w:val="0"/>
+              <w:color w:val="000000"/>
+              <w:sz w:val="22"/>
+              <w:szCs w:val="22"/>
+              <w:u w:val="none"/>
+              <w:shd w:fill="auto" w:val="clear"/>
+              <w:vertAlign w:val="baseline"/>
+              <w:rtl w:val="0"/>
+            </w:rPr>
+            <w:t xml:space="preserve">Estrutura do Dashboard/Relatório</w:t>
+          </w:r>
           <w:r>
             <w:rPr>
               <w:rtl w:val="0"/>
@@ -781,27 +755,25 @@
               <w:vertAlign w:val="baseline"/>
             </w:rPr>
           </w:pPr>
-          <w:hyperlink w:anchor="_qc7utfd4lkj">
-            <w:r>
-              <w:rPr>
-                <w:rFonts w:ascii="Arial" w:cs="Arial" w:eastAsia="Arial" w:hAnsi="Arial"/>
-                <w:b w:val="0"/>
-                <w:bCs w:val="0"/>
-                <w:i w:val="0"/>
-                <w:iCs w:val="0"/>
-                <w:smallCaps w:val="0"/>
-                <w:strike w:val="0"/>
-                <w:color w:val="000000"/>
-                <w:sz w:val="22"/>
-                <w:szCs w:val="22"/>
-                <w:u w:val="none"/>
-                <w:shd w:fill="auto" w:val="clear"/>
-                <w:vertAlign w:val="baseline"/>
-                <w:rtl w:val="0"/>
-              </w:rPr>
-              <w:t xml:space="preserve">Nome da Página do Dashboard/Relatório 1</w:t>
-            </w:r>
-          </w:hyperlink>
+          <w:r>
+            <w:rPr>
+              <w:rFonts w:ascii="Arial" w:cs="Arial" w:eastAsia="Arial" w:hAnsi="Arial"/>
+              <w:b w:val="0"/>
+              <w:bCs w:val="0"/>
+              <w:i w:val="0"/>
+              <w:iCs w:val="0"/>
+              <w:smallCaps w:val="0"/>
+              <w:strike w:val="0"/>
+              <w:color w:val="000000"/>
+              <w:sz w:val="22"/>
+              <w:szCs w:val="22"/>
+              <w:u w:val="none"/>
+              <w:shd w:fill="auto" w:val="clear"/>
+              <w:vertAlign w:val="baseline"/>
+              <w:rtl w:val="0"/>
+            </w:rPr>
+            <w:t xml:space="preserve">Nome da Página do Dashboard/Relatório 1</w:t>
+          </w:r>
           <w:r>
             <w:rPr>
               <w:rtl w:val="0"/>
@@ -829,27 +801,25 @@
               <w:vertAlign w:val="baseline"/>
             </w:rPr>
           </w:pPr>
-          <w:hyperlink w:anchor="_tm9ribk5y91y">
-            <w:r>
-              <w:rPr>
-                <w:rFonts w:ascii="Arial" w:cs="Arial" w:eastAsia="Arial" w:hAnsi="Arial"/>
-                <w:b w:val="0"/>
-                <w:bCs w:val="0"/>
-                <w:i w:val="0"/>
-                <w:iCs w:val="0"/>
-                <w:smallCaps w:val="0"/>
-                <w:strike w:val="0"/>
-                <w:color w:val="000000"/>
-                <w:sz w:val="22"/>
-                <w:szCs w:val="22"/>
-                <w:u w:val="none"/>
-                <w:shd w:fill="auto" w:val="clear"/>
-                <w:vertAlign w:val="baseline"/>
-                <w:rtl w:val="0"/>
-              </w:rPr>
-              <w:t xml:space="preserve">Nome da Página do Dashboard/Relatório 2</w:t>
-            </w:r>
-          </w:hyperlink>
+          <w:r>
+            <w:rPr>
+              <w:rFonts w:ascii="Arial" w:cs="Arial" w:eastAsia="Arial" w:hAnsi="Arial"/>
+              <w:b w:val="0"/>
+              <w:bCs w:val="0"/>
+              <w:i w:val="0"/>
+              <w:iCs w:val="0"/>
+              <w:smallCaps w:val="0"/>
+              <w:strike w:val="0"/>
+              <w:color w:val="000000"/>
+              <w:sz w:val="22"/>
+              <w:szCs w:val="22"/>
+              <w:u w:val="none"/>
+              <w:shd w:fill="auto" w:val="clear"/>
+              <w:vertAlign w:val="baseline"/>
+              <w:rtl w:val="0"/>
+            </w:rPr>
+            <w:t xml:space="preserve">Nome da Página do Dashboard/Relatório 2</w:t>
+          </w:r>
           <w:r>
             <w:rPr>
               <w:rtl w:val="0"/>
@@ -876,27 +846,25 @@
               <w:vertAlign w:val="baseline"/>
             </w:rPr>
           </w:pPr>
-          <w:hyperlink w:anchor="_v3x2j7rzgp5l">
-            <w:r>
-              <w:rPr>
-                <w:rFonts w:ascii="Arial" w:cs="Arial" w:eastAsia="Arial" w:hAnsi="Arial"/>
-                <w:b w:val="1"/>
-                <w:bCs w:val="1"/>
-                <w:i w:val="0"/>
-                <w:iCs w:val="0"/>
-                <w:smallCaps w:val="0"/>
-                <w:strike w:val="0"/>
-                <w:color w:val="000000"/>
-                <w:sz w:val="22"/>
-                <w:szCs w:val="22"/>
-                <w:u w:val="none"/>
-                <w:shd w:fill="auto" w:val="clear"/>
-                <w:vertAlign w:val="baseline"/>
-                <w:rtl w:val="0"/>
-              </w:rPr>
-              <w:t xml:space="preserve">Dicionário de dados</w:t>
-            </w:r>
-          </w:hyperlink>
+          <w:r>
+            <w:rPr>
+              <w:rFonts w:ascii="Arial" w:cs="Arial" w:eastAsia="Arial" w:hAnsi="Arial"/>
+              <w:b w:val="1"/>
+              <w:bCs w:val="1"/>
+              <w:i w:val="0"/>
+              <w:iCs w:val="0"/>
+              <w:smallCaps w:val="0"/>
+              <w:strike w:val="0"/>
+              <w:color w:val="000000"/>
+              <w:sz w:val="22"/>
+              <w:szCs w:val="22"/>
+              <w:u w:val="none"/>
+              <w:shd w:fill="auto" w:val="clear"/>
+              <w:vertAlign w:val="baseline"/>
+              <w:rtl w:val="0"/>
+            </w:rPr>
+            <w:t xml:space="preserve">Dicionário de dados</w:t>
+          </w:r>
           <w:r>
             <w:rPr>
               <w:rtl w:val="0"/>
@@ -923,27 +891,25 @@
               <w:vertAlign w:val="baseline"/>
             </w:rPr>
           </w:pPr>
-          <w:hyperlink w:anchor="_7806l7ro4h31">
-            <w:r>
-              <w:rPr>
-                <w:rFonts w:ascii="Arial" w:cs="Arial" w:eastAsia="Arial" w:hAnsi="Arial"/>
-                <w:b w:val="1"/>
-                <w:bCs w:val="1"/>
-                <w:i w:val="0"/>
-                <w:iCs w:val="0"/>
-                <w:smallCaps w:val="0"/>
-                <w:strike w:val="0"/>
-                <w:color w:val="000000"/>
-                <w:sz w:val="22"/>
-                <w:szCs w:val="22"/>
-                <w:u w:val="none"/>
-                <w:shd w:fill="auto" w:val="clear"/>
-                <w:vertAlign w:val="baseline"/>
-                <w:rtl w:val="0"/>
-              </w:rPr>
-              <w:t xml:space="preserve">Medidas</w:t>
-            </w:r>
-          </w:hyperlink>
+          <w:r>
+            <w:rPr>
+              <w:rFonts w:ascii="Arial" w:cs="Arial" w:eastAsia="Arial" w:hAnsi="Arial"/>
+              <w:b w:val="1"/>
+              <w:bCs w:val="1"/>
+              <w:i w:val="0"/>
+              <w:iCs w:val="0"/>
+              <w:smallCaps w:val="0"/>
+              <w:strike w:val="0"/>
+              <w:color w:val="000000"/>
+              <w:sz w:val="22"/>
+              <w:szCs w:val="22"/>
+              <w:u w:val="none"/>
+              <w:shd w:fill="auto" w:val="clear"/>
+              <w:vertAlign w:val="baseline"/>
+              <w:rtl w:val="0"/>
+            </w:rPr>
+            <w:t xml:space="preserve">Medidas</w:t>
+          </w:r>
           <w:r>
             <w:rPr>
               <w:rtl w:val="0"/>
@@ -971,27 +937,25 @@
               <w:vertAlign w:val="baseline"/>
             </w:rPr>
           </w:pPr>
-          <w:hyperlink w:anchor="_m9hvzq91kefn">
-            <w:r>
-              <w:rPr>
-                <w:rFonts w:ascii="Arial" w:cs="Arial" w:eastAsia="Arial" w:hAnsi="Arial"/>
-                <w:b w:val="0"/>
-                <w:bCs w:val="0"/>
-                <w:i w:val="0"/>
-                <w:iCs w:val="0"/>
-                <w:smallCaps w:val="0"/>
-                <w:strike w:val="0"/>
-                <w:color w:val="000000"/>
-                <w:sz w:val="22"/>
-                <w:szCs w:val="22"/>
-                <w:u w:val="none"/>
-                <w:shd w:fill="auto" w:val="clear"/>
-                <w:vertAlign w:val="baseline"/>
-                <w:rtl w:val="0"/>
-              </w:rPr>
-              <w:t xml:space="preserve">Nº de Matrículas</w:t>
-            </w:r>
-          </w:hyperlink>
+          <w:r>
+            <w:rPr>
+              <w:rFonts w:ascii="Arial" w:cs="Arial" w:eastAsia="Arial" w:hAnsi="Arial"/>
+              <w:b w:val="0"/>
+              <w:bCs w:val="0"/>
+              <w:i w:val="0"/>
+              <w:iCs w:val="0"/>
+              <w:smallCaps w:val="0"/>
+              <w:strike w:val="0"/>
+              <w:color w:val="000000"/>
+              <w:sz w:val="22"/>
+              <w:szCs w:val="22"/>
+              <w:u w:val="none"/>
+              <w:shd w:fill="auto" w:val="clear"/>
+              <w:vertAlign w:val="baseline"/>
+              <w:rtl w:val="0"/>
+            </w:rPr>
+            <w:t xml:space="preserve">Nº de Matrículas</w:t>
+          </w:r>
           <w:r>
             <w:rPr>
               <w:rtl w:val="0"/>
@@ -1019,27 +983,25 @@
               <w:vertAlign w:val="baseline"/>
             </w:rPr>
           </w:pPr>
-          <w:hyperlink w:anchor="_pun9njaz7chn">
-            <w:r>
-              <w:rPr>
-                <w:rFonts w:ascii="Arial" w:cs="Arial" w:eastAsia="Arial" w:hAnsi="Arial"/>
-                <w:b w:val="0"/>
-                <w:bCs w:val="0"/>
-                <w:i w:val="0"/>
-                <w:iCs w:val="0"/>
-                <w:smallCaps w:val="0"/>
-                <w:strike w:val="0"/>
-                <w:color w:val="000000"/>
-                <w:sz w:val="22"/>
-                <w:szCs w:val="22"/>
-                <w:u w:val="none"/>
-                <w:shd w:fill="auto" w:val="clear"/>
-                <w:vertAlign w:val="baseline"/>
-                <w:rtl w:val="0"/>
-              </w:rPr>
-              <w:t xml:space="preserve">Nº de Ativos</w:t>
-            </w:r>
-          </w:hyperlink>
+          <w:r>
+            <w:rPr>
+              <w:rFonts w:ascii="Arial" w:cs="Arial" w:eastAsia="Arial" w:hAnsi="Arial"/>
+              <w:b w:val="0"/>
+              <w:bCs w:val="0"/>
+              <w:i w:val="0"/>
+              <w:iCs w:val="0"/>
+              <w:smallCaps w:val="0"/>
+              <w:strike w:val="0"/>
+              <w:color w:val="000000"/>
+              <w:sz w:val="22"/>
+              <w:szCs w:val="22"/>
+              <w:u w:val="none"/>
+              <w:shd w:fill="auto" w:val="clear"/>
+              <w:vertAlign w:val="baseline"/>
+              <w:rtl w:val="0"/>
+            </w:rPr>
+            <w:t xml:space="preserve">Nº de Ativos</w:t>
+          </w:r>
           <w:r>
             <w:rPr>
               <w:rtl w:val="0"/>
@@ -1066,27 +1028,25 @@
               <w:vertAlign w:val="baseline"/>
             </w:rPr>
           </w:pPr>
-          <w:hyperlink w:anchor="_x4turdky53xh">
-            <w:r>
-              <w:rPr>
-                <w:rFonts w:ascii="Arial" w:cs="Arial" w:eastAsia="Arial" w:hAnsi="Arial"/>
-                <w:b w:val="1"/>
-                <w:bCs w:val="1"/>
-                <w:i w:val="0"/>
-                <w:iCs w:val="0"/>
-                <w:smallCaps w:val="0"/>
-                <w:strike w:val="0"/>
-                <w:color w:val="000000"/>
-                <w:sz w:val="22"/>
-                <w:szCs w:val="22"/>
-                <w:u w:val="none"/>
-                <w:shd w:fill="auto" w:val="clear"/>
-                <w:vertAlign w:val="baseline"/>
-                <w:rtl w:val="0"/>
-              </w:rPr>
-              <w:t xml:space="preserve">Filtros e Segurança</w:t>
-            </w:r>
-          </w:hyperlink>
+          <w:r>
+            <w:rPr>
+              <w:rFonts w:ascii="Arial" w:cs="Arial" w:eastAsia="Arial" w:hAnsi="Arial"/>
+              <w:b w:val="1"/>
+              <w:bCs w:val="1"/>
+              <w:i w:val="0"/>
+              <w:iCs w:val="0"/>
+              <w:smallCaps w:val="0"/>
+              <w:strike w:val="0"/>
+              <w:color w:val="000000"/>
+              <w:sz w:val="22"/>
+              <w:szCs w:val="22"/>
+              <w:u w:val="none"/>
+              <w:shd w:fill="auto" w:val="clear"/>
+              <w:vertAlign w:val="baseline"/>
+              <w:rtl w:val="0"/>
+            </w:rPr>
+            <w:t xml:space="preserve">Filtros e Segurança</w:t>
+          </w:r>
           <w:r>
             <w:rPr>
               <w:rtl w:val="0"/>
@@ -1114,27 +1074,25 @@
               <w:vertAlign w:val="baseline"/>
             </w:rPr>
           </w:pPr>
-          <w:hyperlink w:anchor="_t0tev13z2nbn">
-            <w:r>
-              <w:rPr>
-                <w:rFonts w:ascii="Arial" w:cs="Arial" w:eastAsia="Arial" w:hAnsi="Arial"/>
-                <w:b w:val="0"/>
-                <w:bCs w:val="0"/>
-                <w:i w:val="0"/>
-                <w:iCs w:val="0"/>
-                <w:smallCaps w:val="0"/>
-                <w:strike w:val="0"/>
-                <w:color w:val="000000"/>
-                <w:sz w:val="22"/>
-                <w:szCs w:val="22"/>
-                <w:u w:val="none"/>
-                <w:shd w:fill="auto" w:val="clear"/>
-                <w:vertAlign w:val="baseline"/>
-                <w:rtl w:val="0"/>
-              </w:rPr>
-              <w:t xml:space="preserve">Filtro Padrão:</w:t>
-            </w:r>
-          </w:hyperlink>
+          <w:r>
+            <w:rPr>
+              <w:rFonts w:ascii="Arial" w:cs="Arial" w:eastAsia="Arial" w:hAnsi="Arial"/>
+              <w:b w:val="0"/>
+              <w:bCs w:val="0"/>
+              <w:i w:val="0"/>
+              <w:iCs w:val="0"/>
+              <w:smallCaps w:val="0"/>
+              <w:strike w:val="0"/>
+              <w:color w:val="000000"/>
+              <w:sz w:val="22"/>
+              <w:szCs w:val="22"/>
+              <w:u w:val="none"/>
+              <w:shd w:fill="auto" w:val="clear"/>
+              <w:vertAlign w:val="baseline"/>
+              <w:rtl w:val="0"/>
+            </w:rPr>
+            <w:t xml:space="preserve">Filtro Padrão:</w:t>
+          </w:r>
           <w:r>
             <w:rPr>
               <w:rtl w:val="0"/>
@@ -1162,27 +1120,25 @@
               <w:vertAlign w:val="baseline"/>
             </w:rPr>
           </w:pPr>
-          <w:hyperlink w:anchor="_ctb14ciu9htz">
-            <w:r>
-              <w:rPr>
-                <w:rFonts w:ascii="Arial" w:cs="Arial" w:eastAsia="Arial" w:hAnsi="Arial"/>
-                <w:b w:val="0"/>
-                <w:bCs w:val="0"/>
-                <w:i w:val="0"/>
-                <w:iCs w:val="0"/>
-                <w:smallCaps w:val="0"/>
-                <w:strike w:val="0"/>
-                <w:color w:val="000000"/>
-                <w:sz w:val="22"/>
-                <w:szCs w:val="22"/>
-                <w:u w:val="none"/>
-                <w:shd w:fill="auto" w:val="clear"/>
-                <w:vertAlign w:val="baseline"/>
-                <w:rtl w:val="0"/>
-              </w:rPr>
-              <w:t xml:space="preserve">RLS (Segurança)</w:t>
-            </w:r>
-          </w:hyperlink>
+          <w:r>
+            <w:rPr>
+              <w:rFonts w:ascii="Arial" w:cs="Arial" w:eastAsia="Arial" w:hAnsi="Arial"/>
+              <w:b w:val="0"/>
+              <w:bCs w:val="0"/>
+              <w:i w:val="0"/>
+              <w:iCs w:val="0"/>
+              <w:smallCaps w:val="0"/>
+              <w:strike w:val="0"/>
+              <w:color w:val="000000"/>
+              <w:sz w:val="22"/>
+              <w:szCs w:val="22"/>
+              <w:u w:val="none"/>
+              <w:shd w:fill="auto" w:val="clear"/>
+              <w:vertAlign w:val="baseline"/>
+              <w:rtl w:val="0"/>
+            </w:rPr>
+            <w:t xml:space="preserve">RLS (Segurança)</w:t>
+          </w:r>
           <w:r>
             <w:rPr>
               <w:rtl w:val="0"/>
@@ -1295,8 +1251,6 @@
         <w:pStyle w:val="Heading1"/>
         <w:rPr/>
       </w:pPr>
-      <w:bookmarkStart w:colFirst="0" w:colLast="0" w:name="_z9xsjmuesc3y" w:id="0"/>
-      <w:bookmarkEnd w:id="0"/>
       <w:r>
         <w:br w:type="page"/>
       </w:r>
@@ -1311,8 +1265,6 @@
         <w:pStyle w:val="Heading1"/>
         <w:rPr/>
       </w:pPr>
-      <w:bookmarkStart w:colFirst="0" w:colLast="0" w:name="_gj9tk9gj0om8" w:id="1"/>
-      <w:bookmarkEnd w:id="1"/>
       <w:r>
         <w:rPr>
           <w:rtl w:val="0"/>
@@ -1331,8 +1283,6 @@
         <w:spacing w:after="200" w:lineRule="auto"/>
         <w:rPr/>
       </w:pPr>
-      <w:bookmarkStart w:colFirst="0" w:colLast="0" w:name="_19nnwmol95vo" w:id="2"/>
-      <w:bookmarkEnd w:id="2"/>
       <w:r>
         <w:rPr>
           <w:rtl w:val="0"/>
@@ -1358,8 +1308,6 @@
         <w:spacing w:after="200" w:lineRule="auto"/>
         <w:rPr/>
       </w:pPr>
-      <w:bookmarkStart w:colFirst="0" w:colLast="0" w:name="_egwmkzvbmr6j" w:id="3"/>
-      <w:bookmarkEnd w:id="3"/>
       <w:r>
         <w:rPr>
           <w:rtl w:val="0"/>
@@ -1372,8 +1320,6 @@
         <w:spacing w:after="200" w:lineRule="auto"/>
         <w:rPr/>
       </w:pPr>
-      <w:bookmarkStart w:colFirst="0" w:colLast="0" w:name="_tmk1e37x8rru" w:id="4"/>
-      <w:bookmarkEnd w:id="4"/>
       <w:r>
         <w:rPr>
           <w:rtl w:val="0"/>
@@ -1437,8 +1383,6 @@
         <w:spacing w:after="200" w:lineRule="auto"/>
         <w:rPr/>
       </w:pPr>
-      <w:bookmarkStart w:colFirst="0" w:colLast="0" w:name="_w951b2zemo08" w:id="5"/>
-      <w:bookmarkEnd w:id="5"/>
       <w:r>
         <w:rPr>
           <w:rtl w:val="0"/>
@@ -1488,8 +1432,6 @@
           <w:szCs w:val="24"/>
         </w:rPr>
       </w:pPr>
-      <w:bookmarkStart w:colFirst="0" w:colLast="0" w:name="_vm5jmugfai40" w:id="6"/>
-      <w:bookmarkEnd w:id="6"/>
       <w:r>
         <w:rPr>
           <w:sz w:val="24"/>
@@ -1601,8 +1543,6 @@
         <w:jc w:val="both"/>
         <w:rPr/>
       </w:pPr>
-      <w:bookmarkStart w:colFirst="0" w:colLast="0" w:name="_k61x9doqe9ne" w:id="7"/>
-      <w:bookmarkEnd w:id="7"/>
       <w:r>
         <w:rPr>
           <w:rtl w:val="0"/>
@@ -1696,8 +1636,6 @@
         <w:spacing w:after="200" w:lineRule="auto"/>
         <w:rPr/>
       </w:pPr>
-      <w:bookmarkStart w:colFirst="0" w:colLast="0" w:name="_1et6bldkit6o" w:id="8"/>
-      <w:bookmarkEnd w:id="8"/>
       <w:r>
         <w:rPr>
           <w:rtl w:val="0"/>
@@ -1710,8 +1648,6 @@
         <w:spacing w:after="200" w:lineRule="auto"/>
         <w:rPr/>
       </w:pPr>
-      <w:bookmarkStart w:colFirst="0" w:colLast="0" w:name="_dxsmhlkbhdsa" w:id="9"/>
-      <w:bookmarkEnd w:id="9"/>
       <w:r>
         <w:rPr>
           <w:rtl w:val="0"/>
@@ -1933,8 +1869,6 @@
         <w:jc w:val="both"/>
         <w:rPr/>
       </w:pPr>
-      <w:bookmarkStart w:colFirst="0" w:colLast="0" w:name="_q0kqr49vwefh" w:id="10"/>
-      <w:bookmarkEnd w:id="10"/>
       <w:r>
         <w:rPr>
           <w:rtl w:val="0"/>
@@ -2048,8 +1982,6 @@
         <w:jc w:val="both"/>
         <w:rPr/>
       </w:pPr>
-      <w:bookmarkStart w:colFirst="0" w:colLast="0" w:name="_bbei3bc2mltq" w:id="11"/>
-      <w:bookmarkEnd w:id="11"/>
       <w:r>
         <w:rPr>
           <w:rtl w:val="0"/>
@@ -2095,8 +2027,6 @@
         <w:jc w:val="both"/>
         <w:rPr/>
       </w:pPr>
-      <w:bookmarkStart w:colFirst="0" w:colLast="0" w:name="_i2eqhnyzywtp" w:id="12"/>
-      <w:bookmarkEnd w:id="12"/>
       <w:r>
         <w:rPr>
           <w:rtl w:val="0"/>
@@ -2158,8 +2088,6 @@
           <w:color w:val="50730f"/>
         </w:rPr>
       </w:pPr>
-      <w:bookmarkStart w:colFirst="0" w:colLast="0" w:name="_2hoy572gb9n9" w:id="13"/>
-      <w:bookmarkEnd w:id="13"/>
       <w:r>
         <w:rPr>
           <w:color w:val="50730f"/>
@@ -2203,8 +2131,6 @@
         <w:spacing w:after="200" w:lineRule="auto"/>
         <w:rPr/>
       </w:pPr>
-      <w:bookmarkStart w:colFirst="0" w:colLast="0" w:name="_4zvj5lt8febh" w:id="14"/>
-      <w:bookmarkEnd w:id="14"/>
       <w:r>
         <w:rPr>
           <w:rtl w:val="0"/>
@@ -2284,8 +2210,6 @@
         <w:spacing w:after="200" w:lineRule="auto"/>
         <w:rPr/>
       </w:pPr>
-      <w:bookmarkStart w:colFirst="0" w:colLast="0" w:name="_qv2oawu0o1wj" w:id="15"/>
-      <w:bookmarkEnd w:id="15"/>
       <w:r>
         <w:rPr>
           <w:rtl w:val="0"/>
@@ -2305,8 +2229,6 @@
         <w:jc w:val="both"/>
         <w:rPr/>
       </w:pPr>
-      <w:bookmarkStart w:colFirst="0" w:colLast="0" w:name="_qc7utfd4lkj" w:id="16"/>
-      <w:bookmarkEnd w:id="16"/>
       <w:r>
         <w:rPr>
           <w:rtl w:val="0"/>
@@ -2451,8 +2373,6 @@
         <w:jc w:val="both"/>
         <w:rPr/>
       </w:pPr>
-      <w:bookmarkStart w:colFirst="0" w:colLast="0" w:name="_tm9ribk5y91y" w:id="17"/>
-      <w:bookmarkEnd w:id="17"/>
       <w:r>
         <w:rPr>
           <w:rtl w:val="0"/>
@@ -2579,8 +2499,6 @@
         <w:jc w:val="both"/>
         <w:rPr/>
       </w:pPr>
-      <w:bookmarkStart w:colFirst="0" w:colLast="0" w:name="_aalv5r94gd5t" w:id="18"/>
-      <w:bookmarkEnd w:id="18"/>
       <w:r>
         <w:rPr>
           <w:rtl w:val="0"/>
@@ -2593,8 +2511,6 @@
         <w:jc w:val="both"/>
         <w:rPr/>
       </w:pPr>
-      <w:bookmarkStart w:colFirst="0" w:colLast="0" w:name="_t8n08gu3tthn" w:id="19"/>
-      <w:bookmarkEnd w:id="19"/>
       <w:r>
         <w:pict>
           <v:rect style="width:0.0pt;height:1.5pt" o:hr="t" o:hrstd="t" o:hralign="center" fillcolor="#A0A0A0" stroked="f"/>
@@ -2612,8 +2528,6 @@
         <w:spacing w:after="200" w:lineRule="auto"/>
         <w:rPr/>
       </w:pPr>
-      <w:bookmarkStart w:colFirst="0" w:colLast="0" w:name="_v3x2j7rzgp5l" w:id="20"/>
-      <w:bookmarkEnd w:id="20"/>
       <w:r>
         <w:rPr>
           <w:rtl w:val="0"/>
@@ -2649,8 +2563,6 @@
         <w:jc w:val="both"/>
         <w:rPr/>
       </w:pPr>
-      <w:bookmarkStart w:colFirst="0" w:colLast="0" w:name="_8dscfzug0j4f" w:id="21"/>
-      <w:bookmarkEnd w:id="21"/>
       <w:r>
         <w:rPr>
           <w:rtl w:val="0"/>
@@ -2695,8 +2607,6 @@
         <w:jc w:val="both"/>
         <w:rPr/>
       </w:pPr>
-      <w:bookmarkStart w:colFirst="0" w:colLast="0" w:name="_mlgog1l74id8" w:id="22"/>
-      <w:bookmarkEnd w:id="22"/>
       <w:r>
         <w:rPr>
           <w:rtl w:val="0"/>
@@ -2744,8 +2654,6 @@
           <w:bCs w:val="1"/>
         </w:rPr>
       </w:pPr>
-      <w:bookmarkStart w:colFirst="0" w:colLast="0" w:name="_5dhbhq3szios" w:id="23"/>
-      <w:bookmarkEnd w:id="23"/>
       <w:r>
         <w:rPr>
           <w:b w:val="1"/>
@@ -2800,8 +2708,6 @@
         <w:spacing w:after="200" w:lineRule="auto"/>
         <w:rPr/>
       </w:pPr>
-      <w:bookmarkStart w:colFirst="0" w:colLast="0" w:name="_7806l7ro4h31" w:id="24"/>
-      <w:bookmarkEnd w:id="24"/>
       <w:r>
         <w:rPr>
           <w:rtl w:val="0"/>
@@ -2835,8 +2741,6 @@
         <w:pStyle w:val="Heading2"/>
         <w:rPr/>
       </w:pPr>
-      <w:bookmarkStart w:colFirst="0" w:colLast="0" w:name="_m9hvzq91kefn" w:id="25"/>
-      <w:bookmarkEnd w:id="25"/>
       <w:r>
         <w:rPr>
           <w:rtl w:val="0"/>
@@ -3073,8 +2977,6 @@
         <w:pStyle w:val="Heading2"/>
         <w:rPr/>
       </w:pPr>
-      <w:bookmarkStart w:colFirst="0" w:colLast="0" w:name="_pun9njaz7chn" w:id="26"/>
-      <w:bookmarkEnd w:id="26"/>
       <w:r>
         <w:rPr>
           <w:rtl w:val="0"/>
@@ -3236,8 +3138,6 @@
           <w:szCs w:val="22"/>
         </w:rPr>
       </w:pPr>
-      <w:bookmarkStart w:colFirst="0" w:colLast="0" w:name="_e8n7q9vbnlmb" w:id="27"/>
-      <w:bookmarkEnd w:id="27"/>
       <w:r>
         <w:rPr>
           <w:rtl w:val="0"/>
@@ -3257,8 +3157,6 @@
           <w:szCs w:val="22"/>
         </w:rPr>
       </w:pPr>
-      <w:bookmarkStart w:colFirst="0" w:colLast="0" w:name="_8owxgkzbo7r5" w:id="28"/>
-      <w:bookmarkEnd w:id="28"/>
       <w:r>
         <w:pict>
           <v:rect style="width:0.0pt;height:1.5pt" o:hr="t" o:hrstd="t" o:hralign="center" fillcolor="#A0A0A0" stroked="f"/>
@@ -3276,8 +3174,6 @@
         <w:spacing w:after="200" w:lineRule="auto"/>
         <w:rPr/>
       </w:pPr>
-      <w:bookmarkStart w:colFirst="0" w:colLast="0" w:name="_x4turdky53xh" w:id="29"/>
-      <w:bookmarkEnd w:id="29"/>
       <w:r>
         <w:rPr>
           <w:rtl w:val="0"/>
@@ -3297,8 +3193,6 @@
         <w:jc w:val="both"/>
         <w:rPr/>
       </w:pPr>
-      <w:bookmarkStart w:colFirst="0" w:colLast="0" w:name="_t0tev13z2nbn" w:id="30"/>
-      <w:bookmarkEnd w:id="30"/>
       <w:r>
         <w:rPr>
           <w:rtl w:val="0"/>
@@ -3342,8 +3236,6 @@
         <w:jc w:val="both"/>
         <w:rPr/>
       </w:pPr>
-      <w:bookmarkStart w:colFirst="0" w:colLast="0" w:name="_ctb14ciu9htz" w:id="31"/>
-      <w:bookmarkEnd w:id="31"/>
       <w:r>
         <w:rPr>
           <w:rtl w:val="0"/>
